--- a/Backend/Director_Disclosure/Output_Disclosures/2024-25/ADANI_SOLAR_ENERGY_AP_SEVEN_PRIVATE_LIMITED/DIR-8/DIR8_Archana_Ravindrarai_Dholakia_07935065.docx
+++ b/Backend/Director_Disclosure/Output_Disclosures/2024-25/ADANI_SOLAR_ENERGY_AP_SEVEN_PRIVATE_LIMITED/DIR-8/DIR8_Archana_Ravindrarai_Dholakia_07935065.docx
@@ -189,7 +189,7 @@
           <w:b w:val="0"/>
           <w:sz w:val="23"/>
         </w:rPr>
-        <w:t>I, Archana Ravindrarai Dholakia, son/daughter of Mr. {{FATHER_NAME}}, resident of Meadows, A1-302,  Nr. Vaishno Devi Circle, Khodiyar, Adani Shantigram Township, Ahmedabad - 382 421, Gujarat, India, India hereby give notice that I am/was a Director in the following companies during the last three years:-</w:t>
+        <w:t>I, ARCHANA RAVINDRARAI DHOLAKIA, son/daughter of Mr. {{FATHER_NAME}}, resident of Meadows, A1-302,  Nr. Vaishno Devi Circle, Khodiyar, Adani Shantigram Township, Ahmedabad - 382 421, Gujarat, India, India hereby give notice that I am/was a Director in the following companies during the last three years:-</w:t>
       </w:r>
     </w:p>
     <w:p>
@@ -340,7 +340,7 @@
                 <w:b w:val="0"/>
                 <w:sz w:val="23"/>
               </w:rPr>
-              <w:t>ADANI SOLAR ENERGY JODHPUR THREE LIMITED</w:t>
+              <w:t>MOXIE POWER GENERATION LIMITED</w:t>
             </w:r>
           </w:p>
         </w:tc>
@@ -359,7 +359,7 @@
                 <w:b w:val="0"/>
                 <w:sz w:val="23"/>
               </w:rPr>
-              <w:t>25/07/2022</w:t>
+              <w:t>01/07/2025</w:t>
             </w:r>
           </w:p>
         </w:tc>
@@ -410,7 +410,7 @@
                 <w:b w:val="0"/>
                 <w:sz w:val="23"/>
               </w:rPr>
-              <w:t>ADANI SOLAR ENERGY JODHPUR FOUR LIMITED</w:t>
+              <w:t>BULK CEMENT CORPORATION (INDIA) LIMITED</w:t>
             </w:r>
           </w:p>
         </w:tc>
@@ -429,7 +429,7 @@
                 <w:b w:val="0"/>
                 <w:sz w:val="23"/>
               </w:rPr>
-              <w:t>25/07/2022</w:t>
+              <w:t>23/06/2025</w:t>
             </w:r>
           </w:p>
         </w:tc>
@@ -480,7 +480,7 @@
                 <w:b w:val="0"/>
                 <w:sz w:val="23"/>
               </w:rPr>
-              <w:t>ADANI SOLAR ENERGY KA NINE LIMITED</w:t>
+              <w:t>HADOTI POWER TRANSMISSION SERVICE LIMITED</w:t>
             </w:r>
           </w:p>
         </w:tc>
@@ -499,7 +499,7 @@
                 <w:b w:val="0"/>
                 <w:sz w:val="23"/>
               </w:rPr>
-              <w:t>10/03/2022</w:t>
+              <w:t>13/11/2024</w:t>
             </w:r>
           </w:p>
         </w:tc>
@@ -550,7 +550,7 @@
                 <w:b w:val="0"/>
                 <w:sz w:val="23"/>
               </w:rPr>
-              <w:t>ADANI SOLAR ENERGY JODHPUR FIVE LIMITED</w:t>
+              <w:t>PENNA CEMENT INDUSTRIES LIMITED</w:t>
             </w:r>
           </w:p>
         </w:tc>
@@ -569,7 +569,7 @@
                 <w:b w:val="0"/>
                 <w:sz w:val="23"/>
               </w:rPr>
-              <w:t>10/03/2022</w:t>
+              <w:t>13/11/2024</w:t>
             </w:r>
           </w:p>
         </w:tc>
@@ -620,7 +620,7 @@
                 <w:b w:val="0"/>
                 <w:sz w:val="23"/>
               </w:rPr>
-              <w:t>ADANI SOLAR ENERGY FOUR LIMITED</w:t>
+              <w:t>THAR POWER TRANSMISSION SERVICE LIMITED</w:t>
             </w:r>
           </w:p>
         </w:tc>
@@ -639,7 +639,7 @@
                 <w:b w:val="0"/>
                 <w:sz w:val="23"/>
               </w:rPr>
-              <w:t>10/03/2022</w:t>
+              <w:t>13/11/2024</w:t>
             </w:r>
           </w:p>
         </w:tc>
@@ -690,7 +690,7 @@
                 <w:b w:val="0"/>
                 <w:sz w:val="23"/>
               </w:rPr>
-              <w:t>ADANI SOLAR ENERGY JODHPUR TWO LIMITED</w:t>
+              <w:t>BARMER POWER TRANSMISSION SERVICE LIMITED</w:t>
             </w:r>
           </w:p>
         </w:tc>
@@ -709,7 +709,7 @@
                 <w:b w:val="0"/>
                 <w:sz w:val="23"/>
               </w:rPr>
-              <w:t>10/03/2022</w:t>
+              <w:t>13/11/2024</w:t>
             </w:r>
           </w:p>
         </w:tc>
@@ -760,7 +760,7 @@
                 <w:b w:val="0"/>
                 <w:sz w:val="23"/>
               </w:rPr>
-              <w:t>ADANI SOLAR ENERGY KUTCHH ONE LIMITED</w:t>
+              <w:t>SIPAT TRANSMISSION LIMITED</w:t>
             </w:r>
           </w:p>
         </w:tc>
@@ -779,7 +779,7 @@
                 <w:b w:val="0"/>
                 <w:sz w:val="23"/>
               </w:rPr>
-              <w:t>10/03/2022</w:t>
+              <w:t>07/11/2024</w:t>
             </w:r>
           </w:p>
         </w:tc>
@@ -830,7 +830,7 @@
                 <w:b w:val="0"/>
                 <w:sz w:val="23"/>
               </w:rPr>
-              <w:t>ADANI SOLAR ENERGY AP SEVEN PRIVATE LIMITED</w:t>
+              <w:t>RAIPUR-RAJNANDGAON-WARORA TRANSMISSION LIMITED</w:t>
             </w:r>
           </w:p>
         </w:tc>
@@ -849,7 +849,7 @@
                 <w:b w:val="0"/>
                 <w:sz w:val="23"/>
               </w:rPr>
-              <w:t>10/03/2022</w:t>
+              <w:t>07/11/2024</w:t>
             </w:r>
           </w:p>
         </w:tc>
@@ -900,7 +900,7 @@
                 <w:b w:val="0"/>
                 <w:sz w:val="23"/>
               </w:rPr>
-              <w:t>ADANI SOLAR ENERGY AP SIX PRIVATE LIMITED</w:t>
+              <w:t>CHHATTISGARH-WR TRANSMISSION LIMITED</w:t>
             </w:r>
           </w:p>
         </w:tc>
@@ -919,7 +919,77 @@
                 <w:b w:val="0"/>
                 <w:sz w:val="23"/>
               </w:rPr>
-              <w:t>10/03/2022</w:t>
+              <w:t>07/11/2024</w:t>
+            </w:r>
+          </w:p>
+        </w:tc>
+        <w:tc>
+          <w:tcPr>
+            <w:tcW w:type="dxa" w:w="2250"/>
+          </w:tcPr>
+          <w:p>
+            <w:pPr>
+              <w:spacing w:after="0"/>
+              <w:jc w:val="center"/>
+            </w:pPr>
+          </w:p>
+        </w:tc>
+      </w:tr>
+      <w:tr>
+        <w:tc>
+          <w:tcPr>
+            <w:tcW w:type="dxa" w:w="636"/>
+          </w:tcPr>
+          <w:p>
+            <w:pPr>
+              <w:spacing w:after="0"/>
+              <w:ind w:left="360"/>
+            </w:pPr>
+            <w:r>
+              <w:rPr>
+                <w:rFonts w:ascii="Adani" w:hAnsi="Adani" w:eastAsia="Adani" w:cs="Adani"/>
+                <w:b w:val="0"/>
+                <w:sz w:val="23"/>
+              </w:rPr>
+              <w:t>10</w:t>
+            </w:r>
+          </w:p>
+        </w:tc>
+        <w:tc>
+          <w:tcPr>
+            <w:tcW w:type="dxa" w:w="3864"/>
+          </w:tcPr>
+          <w:p>
+            <w:pPr>
+              <w:spacing w:after="0"/>
+              <w:jc w:val="both"/>
+            </w:pPr>
+            <w:r>
+              <w:rPr>
+                <w:rFonts w:ascii="Adani" w:hAnsi="Adani" w:eastAsia="Adani" w:cs="Adani"/>
+                <w:b w:val="0"/>
+                <w:sz w:val="23"/>
+              </w:rPr>
+              <w:t>INTAS PHARMACEUTICALS LIMITED</w:t>
+            </w:r>
+          </w:p>
+        </w:tc>
+        <w:tc>
+          <w:tcPr>
+            <w:tcW w:type="dxa" w:w="2610"/>
+          </w:tcPr>
+          <w:p>
+            <w:pPr>
+              <w:spacing w:after="0"/>
+              <w:jc w:val="center"/>
+            </w:pPr>
+            <w:r>
+              <w:rPr>
+                <w:rFonts w:ascii="Adani" w:hAnsi="Adani" w:eastAsia="Adani" w:cs="Adani"/>
+                <w:b w:val="0"/>
+                <w:sz w:val="23"/>
+              </w:rPr>
+              <w:t>29/06/2023</w:t>
             </w:r>
           </w:p>
         </w:tc>
@@ -991,7 +1061,7 @@
         </w:rPr>
         <w:t xml:space="preserve">Name           </w:t>
         <w:tab/>
-        <w:t xml:space="preserve">:  Archana Ravindrarai Dholakia</w:t>
+        <w:t xml:space="preserve">:  ARCHANA RAVINDRARAI DHOLAKIA</w:t>
       </w:r>
     </w:p>
     <w:p>
@@ -1035,7 +1105,7 @@
           <w:b w:val="0"/>
           <w:sz w:val="23"/>
         </w:rPr>
-        <w:t xml:space="preserve">Date: 04th May, 2026</w:t>
+        <w:t xml:space="preserve">Date: 15th May, 2026</w:t>
         <w:tab/>
       </w:r>
     </w:p>
